--- a/downloads/handouts/Unit 01/Handout 01.11 - Spot the Trick.docx
+++ b/downloads/handouts/Unit 01/Handout 01.11 - Spot the Trick.docx
@@ -1539,8 +1539,11 @@
       </w:r>
     </w:p>
     <w:p>
-      <w:r>
-        <w:br w:type="page"/>
+      <w:pPr>
+        <w:pStyle w:val="BodyText"/>
+      </w:pPr>
+      <w:r>
+        <w:t xml:space="preserve">_____________________________________________________________________________</w:t>
       </w:r>
     </w:p>
     <w:p>
@@ -2810,8 +2813,11 @@
       </w:r>
     </w:p>
     <w:p>
-      <w:r>
-        <w:br w:type="page"/>
+      <w:pPr>
+        <w:pStyle w:val="BodyText"/>
+      </w:pPr>
+      <w:r>
+        <w:t xml:space="preserve">_____________________________________________________________________________</w:t>
       </w:r>
     </w:p>
     <w:p>
@@ -3357,23 +3363,47 @@
       </w:r>
     </w:p>
     <w:p>
-      <w:r>
-        <w:br w:type="page"/>
+      <w:pPr>
+        <w:numPr>
+          <w:ilvl w:val="0"/>
+          <w:numId w:val="1001"/>
+        </w:numPr>
+      </w:pPr>
+      <w:r>
+        <w:t xml:space="preserve">_____________________________________________________________________________</w:t>
       </w:r>
     </w:p>
     <w:p>
-      <w:r>
-        <w:br w:type="page"/>
+      <w:pPr>
+        <w:numPr>
+          <w:ilvl w:val="0"/>
+          <w:numId w:val="1001"/>
+        </w:numPr>
+      </w:pPr>
+      <w:r>
+        <w:t xml:space="preserve">_____________________________________________________________________________</w:t>
       </w:r>
     </w:p>
     <w:p>
-      <w:r>
-        <w:br w:type="page"/>
+      <w:pPr>
+        <w:numPr>
+          <w:ilvl w:val="0"/>
+          <w:numId w:val="1001"/>
+        </w:numPr>
+      </w:pPr>
+      <w:r>
+        <w:t xml:space="preserve">_____________________________________________________________________________</w:t>
       </w:r>
     </w:p>
     <w:p>
-      <w:r>
-        <w:br w:type="page"/>
+      <w:pPr>
+        <w:numPr>
+          <w:ilvl w:val="0"/>
+          <w:numId w:val="1001"/>
+        </w:numPr>
+      </w:pPr>
+      <w:r>
+        <w:t xml:space="preserve">_____________________________________________________________________________</w:t>
       </w:r>
     </w:p>
     <w:p>
@@ -3745,7 +3775,7 @@
     </w:rPrDefault>
     <w:pPrDefault>
       <w:pPr>
-        <w:spacing w:after="200"/>
+        <w:spacing w:line="300" w:lineRule="auto" w:after="200"/>
       </w:pPr>
     </w:pPrDefault>
   </w:docDefaults>

--- a/downloads/handouts/Unit 01/Handout 01.11 - Spot the Trick.docx
+++ b/downloads/handouts/Unit 01/Handout 01.11 - Spot the Trick.docx
@@ -81,7 +81,7 @@
         <w:t xml:space="preserve"> </w:t>
       </w:r>
       <w:r>
-        <w:t xml:space="preserve">As we go through the five tricks on the screen, write what the trick is and which line on the Nutrition Facts label or ingredient list catches it.</w:t>
+        <w:t xml:space="preserve">We will go through five tricks on the screen. For each one, write what the trick is. Then write which line on the Nutrition Facts label or the ingredient list catches it.</w:t>
       </w:r>
     </w:p>
     <w:tbl>
@@ -1543,7 +1543,7 @@
         <w:pStyle w:val="BodyText"/>
       </w:pPr>
       <w:r>
-        <w:t xml:space="preserve">_____________________________________________________________________________</w:t>
+        <w:t xml:space="preserve">More: _____________________________________________________________________________</w:t>
       </w:r>
     </w:p>
     <w:p>
@@ -2817,7 +2817,7 @@
         <w:pStyle w:val="BodyText"/>
       </w:pPr>
       <w:r>
-        <w:t xml:space="preserve">_____________________________________________________________________________</w:t>
+        <w:t xml:space="preserve">More: _____________________________________________________________________________</w:t>
       </w:r>
     </w:p>
     <w:p>
@@ -3411,7 +3411,7 @@
         <w:pStyle w:val="FirstParagraph"/>
       </w:pPr>
       <w:r>
-        <w:t xml:space="preserve">Grade 8 stretch: on the back of this page, design an honest Nutrition Facts label for a snack that could truthfully say</w:t>
+        <w:t xml:space="preserve">Grade 8 stretch: On the back of this page, design an honest Nutrition Facts label for a snack that could truthfully say</w:t>
       </w:r>
       <w:r>
         <w:t xml:space="preserve"> </w:t>
@@ -3429,7 +3429,7 @@
         <w:t xml:space="preserve"> </w:t>
       </w:r>
       <w:r>
-        <w:t xml:space="preserve">Name the snack, list the first three ingredients, and fill in serving size, calories, total sugars, added sugars, and fiber.</w:t>
+        <w:t xml:space="preserve">Name the snack. List the first three ingredients. Fill in serving size, calories, total sugars, added sugars, and fiber.</w:t>
       </w:r>
     </w:p>
     <w:sectPr>
@@ -3775,7 +3775,7 @@
     </w:rPrDefault>
     <w:pPrDefault>
       <w:pPr>
-        <w:spacing w:line="300" w:lineRule="auto" w:after="200"/>
+        <w:spacing w:after="200"/>
       </w:pPr>
     </w:pPrDefault>
   </w:docDefaults>
